--- a/unicesumar/engenharia-software/modulo-1/redes-computadores/atividades/mapa/mapa.docx
+++ b/unicesumar/engenharia-software/modulo-1/redes-computadores/atividades/mapa/mapa.docx
@@ -750,8 +750,6 @@
     </w:p>
     <w:p>
       <w:pPr>
-        <w:spacing w:line="360" w:lineRule="auto"/>
-        <w:jc w:val="both"/>
         <w:rPr>
           <w:rStyle w:val="Forte"/>
           <w:sz w:val="24"/>
@@ -766,6 +764,28 @@
           <w:szCs w:val="24"/>
           <w:shd w:val="clear" w:color="auto" w:fill="FFFFFF"/>
         </w:rPr>
+        <w:br w:type="page"/>
+      </w:r>
+    </w:p>
+    <w:p>
+      <w:pPr>
+        <w:spacing w:line="360" w:lineRule="auto"/>
+        <w:jc w:val="both"/>
+        <w:rPr>
+          <w:rStyle w:val="Forte"/>
+          <w:sz w:val="24"/>
+          <w:szCs w:val="24"/>
+          <w:shd w:val="clear" w:color="auto" w:fill="FFFFFF"/>
+        </w:rPr>
+      </w:pPr>
+      <w:r>
+        <w:rPr>
+          <w:rStyle w:val="Forte"/>
+          <w:sz w:val="24"/>
+          <w:szCs w:val="24"/>
+          <w:shd w:val="clear" w:color="auto" w:fill="FFFFFF"/>
+        </w:rPr>
+        <w:lastRenderedPageBreak/>
         <w:t>Resposta atividade MAPA:</w:t>
       </w:r>
     </w:p>
@@ -957,10 +977,64 @@
     </w:p>
     <w:p>
       <w:pPr>
-        <w:spacing w:line="360" w:lineRule="auto"/>
-        <w:jc w:val="both"/>
         <w:rPr>
           <w:rStyle w:val="Forte"/>
+          <w:sz w:val="24"/>
+          <w:szCs w:val="24"/>
+          <w:shd w:val="clear" w:color="auto" w:fill="FFFFFF"/>
+        </w:rPr>
+      </w:pPr>
+      <w:r>
+        <w:rPr>
+          <w:rStyle w:val="Forte"/>
+          <w:sz w:val="24"/>
+          <w:szCs w:val="24"/>
+          <w:shd w:val="clear" w:color="auto" w:fill="FFFFFF"/>
+        </w:rPr>
+        <w:br w:type="page"/>
+      </w:r>
+    </w:p>
+    <w:p>
+      <w:pPr>
+        <w:spacing w:line="360" w:lineRule="auto"/>
+        <w:jc w:val="both"/>
+        <w:rPr>
+          <w:rStyle w:val="Forte"/>
+          <w:sz w:val="24"/>
+          <w:szCs w:val="24"/>
+          <w:shd w:val="clear" w:color="auto" w:fill="FFFFFF"/>
+        </w:rPr>
+      </w:pPr>
+      <w:r>
+        <w:rPr>
+          <w:rStyle w:val="Forte"/>
+          <w:sz w:val="24"/>
+          <w:szCs w:val="24"/>
+          <w:shd w:val="clear" w:color="auto" w:fill="FFFFFF"/>
+        </w:rPr>
+        <w:lastRenderedPageBreak/>
+        <w:t>Referências</w:t>
+      </w:r>
+      <w:r>
+        <w:rPr>
+          <w:rStyle w:val="Forte"/>
+          <w:b w:val="0"/>
+          <w:bCs w:val="0"/>
+          <w:sz w:val="24"/>
+          <w:szCs w:val="24"/>
+          <w:shd w:val="clear" w:color="auto" w:fill="FFFFFF"/>
+        </w:rPr>
+        <w:t>:</w:t>
+      </w:r>
+    </w:p>
+    <w:p>
+      <w:pPr>
+        <w:spacing w:line="360" w:lineRule="auto"/>
+        <w:jc w:val="both"/>
+        <w:rPr>
+          <w:rStyle w:val="Forte"/>
+          <w:b w:val="0"/>
+          <w:bCs w:val="0"/>
           <w:sz w:val="24"/>
           <w:szCs w:val="24"/>
           <w:shd w:val="clear" w:color="auto" w:fill="FFFFFF"/>
